--- a/resumes/Resume_Vendor_Risk_Analyst_Deccan_AI_Experts__unknown_.docx
+++ b/resumes/Resume_Vendor_Risk_Analyst_Deccan_AI_Experts__unknown_.docx
@@ -117,7 +117,7 @@
         <w:pBdr>
           <w:bottom w:val="single" w:sz="6" w:space="1" w:color="000000"/>
         </w:pBdr>
-        <w:spacing w:before="99" w:after="0"/>
+        <w:spacing w:before="70" w:after="0"/>
       </w:pPr>
       <w:r>
         <w:rPr>
@@ -295,7 +295,7 @@
     </w:p>
     <w:p>
       <w:pPr>
-        <w:spacing w:before="20" w:after="20"/>
+        <w:spacing w:before="13" w:after="13"/>
       </w:pPr>
     </w:p>
     <w:p>
@@ -303,7 +303,7 @@
         <w:pBdr>
           <w:bottom w:val="single" w:sz="6" w:space="1" w:color="000000"/>
         </w:pBdr>
-        <w:spacing w:before="99" w:after="0"/>
+        <w:spacing w:before="70" w:after="0"/>
       </w:pPr>
       <w:r>
         <w:rPr>
@@ -421,16 +421,16 @@
           <w:ilvl w:val="0"/>
           <w:numId w:val="2"/>
         </w:numPr>
-        <w:spacing w:before="13" w:after="30"/>
-      </w:pPr>
-      <w:r>
-        <w:rPr>
-          <w:rFonts w:ascii="Source Sans Pro" w:eastAsia="Source Sans Pro" w:hAnsi="Source Sans Pro" w:cs="Source Sans Pro"/>
-          <w:color w:val="000000"/>
-          <w:sz w:val="19"/>
-          <w:szCs w:val="19"/>
-        </w:rPr>
-        <w:t>Triaged 50+ weekly inventory reimbursement cases by severity and policy eligibility, following structured case triage and escalation workflows, resulting in 95% of cases resolved within 3 days.</w:t>
+        <w:spacing w:before="13" w:after="23"/>
+      </w:pPr>
+      <w:r>
+        <w:rPr>
+          <w:rFonts w:ascii="Source Sans Pro" w:eastAsia="Source Sans Pro" w:hAnsi="Source Sans Pro" w:cs="Source Sans Pro"/>
+          <w:color w:val="000000"/>
+          <w:sz w:val="19"/>
+          <w:szCs w:val="19"/>
+        </w:rPr>
+        <w:t>Triaged 50+ weekly inventory reimbursement cases by severity and policy eligibility, following structured case triage and escalation workflows, resulting in 90% of cases resolved within 3 days.</w:t>
       </w:r>
     </w:p>
     <w:p>
@@ -440,7 +440,7 @@
           <w:ilvl w:val="0"/>
           <w:numId w:val="2"/>
         </w:numPr>
-        <w:spacing w:before="13" w:after="30"/>
+        <w:spacing w:before="13" w:after="23"/>
       </w:pPr>
       <w:r>
         <w:rPr>
@@ -459,7 +459,7 @@
           <w:ilvl w:val="0"/>
           <w:numId w:val="2"/>
         </w:numPr>
-        <w:spacing w:before="13" w:after="30"/>
+        <w:spacing w:before="13" w:after="23"/>
       </w:pPr>
       <w:r>
         <w:rPr>
@@ -478,7 +478,7 @@
           <w:ilvl w:val="0"/>
           <w:numId w:val="2"/>
         </w:numPr>
-        <w:spacing w:before="13" w:after="30"/>
+        <w:spacing w:before="13" w:after="23"/>
       </w:pPr>
       <w:r>
         <w:rPr>
@@ -495,7 +495,7 @@
         <w:pBdr>
           <w:bottom w:val="single" w:sz="6" w:space="1" w:color="000000"/>
         </w:pBdr>
-        <w:spacing w:before="20" w:after="20"/>
+        <w:spacing w:before="13" w:after="13"/>
         <w:rPr>
           <w:rFonts w:ascii="Source Sans Pro" w:eastAsia="Source Sans Pro" w:hAnsi="Source Sans Pro" w:cs="Source Sans Pro"/>
           <w:b/>
@@ -511,7 +511,7 @@
         <w:pBdr>
           <w:bottom w:val="single" w:sz="6" w:space="1" w:color="000000"/>
         </w:pBdr>
-        <w:spacing w:before="99" w:after="0"/>
+        <w:spacing w:before="70" w:after="0"/>
       </w:pPr>
       <w:r>
         <w:rPr>
@@ -579,16 +579,16 @@
           <w:ilvl w:val="0"/>
           <w:numId w:val="2"/>
         </w:numPr>
-        <w:spacing w:before="13" w:after="30"/>
-      </w:pPr>
-      <w:r>
-        <w:rPr>
-          <w:rFonts w:ascii="Source Sans Pro" w:eastAsia="Source Sans Pro" w:hAnsi="Source Sans Pro" w:cs="Source Sans Pro"/>
-          <w:color w:val="000000"/>
-          <w:sz w:val="19"/>
-          <w:szCs w:val="19"/>
-        </w:rPr>
-        <w:t>Developed multi-API threat intelligence pipeline using Python, submitting suspicious data to VirusTotal, AbuseIPDB, URLScan.io, and cross-referencing WHOIS, DNS, and SSL details for phishing analysis.</w:t>
+        <w:spacing w:before="13" w:after="23"/>
+      </w:pPr>
+      <w:r>
+        <w:rPr>
+          <w:rFonts w:ascii="Source Sans Pro" w:eastAsia="Source Sans Pro" w:hAnsi="Source Sans Pro" w:cs="Source Sans Pro"/>
+          <w:color w:val="000000"/>
+          <w:sz w:val="19"/>
+          <w:szCs w:val="19"/>
+        </w:rPr>
+        <w:t>Developed multi-source risk assessment pipeline: submits vendor data to VirusTotal, AbuseIPDB, URLScan.io, and cross-references WHOIS, DNS, and SSL certificate details for third-party due diligence and FIRST.org compliance.</w:t>
       </w:r>
     </w:p>
     <w:p>
@@ -598,16 +598,16 @@
           <w:ilvl w:val="0"/>
           <w:numId w:val="2"/>
         </w:numPr>
-        <w:spacing w:before="13" w:after="30"/>
-      </w:pPr>
-      <w:r>
-        <w:rPr>
-          <w:rFonts w:ascii="Source Sans Pro" w:eastAsia="Source Sans Pro" w:hAnsi="Source Sans Pro" w:cs="Source Sans Pro"/>
-          <w:color w:val="000000"/>
-          <w:sz w:val="19"/>
-          <w:szCs w:val="19"/>
-        </w:rPr>
-        <w:t>Developed typosquatting detector using Python, AbuseIPDB, and WHOIS to generate domain variants and check live DNS resolution for brand-impersonation analysis.</w:t>
+        <w:spacing w:before="13" w:after="23"/>
+      </w:pPr>
+      <w:r>
+        <w:rPr>
+          <w:rFonts w:ascii="Source Sans Pro" w:eastAsia="Source Sans Pro" w:hAnsi="Source Sans Pro" w:cs="Source Sans Pro"/>
+          <w:color w:val="000000"/>
+          <w:sz w:val="19"/>
+          <w:szCs w:val="19"/>
+        </w:rPr>
+        <w:t>Developed domain reputation assessment tool detecting typosquatting variants and live DNS resolution for vendor and partner ecosystem review.</w:t>
       </w:r>
     </w:p>
     <w:p>
@@ -617,21 +617,21 @@
           <w:ilvl w:val="0"/>
           <w:numId w:val="2"/>
         </w:numPr>
-        <w:spacing w:before="13" w:after="30"/>
-      </w:pPr>
-      <w:r>
-        <w:rPr>
-          <w:rFonts w:ascii="Source Sans Pro" w:eastAsia="Source Sans Pro" w:hAnsi="Source Sans Pro" w:cs="Source Sans Pro"/>
-          <w:color w:val="000000"/>
-          <w:sz w:val="19"/>
-          <w:szCs w:val="19"/>
-        </w:rPr>
-        <w:t>Deployed Telegram bot interface enabling analysts to submit URLs for live IOC enrichment (threat intelligence) using Python, Telegram bot, and theHarvester for domain profiling.</w:t>
-      </w:r>
-    </w:p>
-    <w:p>
-      <w:pPr>
-        <w:spacing w:before="20" w:after="20"/>
+        <w:spacing w:before="13" w:after="23"/>
+      </w:pPr>
+      <w:r>
+        <w:rPr>
+          <w:rFonts w:ascii="Source Sans Pro" w:eastAsia="Source Sans Pro" w:hAnsi="Source Sans Pro" w:cs="Source Sans Pro"/>
+          <w:color w:val="000000"/>
+          <w:sz w:val="19"/>
+          <w:szCs w:val="19"/>
+        </w:rPr>
+        <w:t>Deployed Telegram bot for automated risk assessment, supporting bulk CSV input/output and OSINT enrichment via theHarvester for domain profiling.</w:t>
+      </w:r>
+    </w:p>
+    <w:p>
+      <w:pPr>
+        <w:spacing w:before="13" w:after="13"/>
       </w:pPr>
     </w:p>
     <w:p>
@@ -688,16 +688,16 @@
           <w:ilvl w:val="0"/>
           <w:numId w:val="2"/>
         </w:numPr>
-        <w:spacing w:before="13" w:after="30"/>
-      </w:pPr>
-      <w:r>
-        <w:rPr>
-          <w:rFonts w:ascii="Source Sans Pro" w:eastAsia="Source Sans Pro" w:hAnsi="Source Sans Pro" w:cs="Source Sans Pro"/>
-          <w:color w:val="000000"/>
-          <w:sz w:val="19"/>
-          <w:szCs w:val="19"/>
-        </w:rPr>
-        <w:t>Developed automated vulnerability assessment pipeline integrating Nessus and OpenVAS REST APIs in Python, generating CVE reports with CVSS severity and EPSS context from FIRST.org API.</w:t>
+        <w:spacing w:before="13" w:after="23"/>
+      </w:pPr>
+      <w:r>
+        <w:rPr>
+          <w:rFonts w:ascii="Source Sans Pro" w:eastAsia="Source Sans Pro" w:hAnsi="Source Sans Pro" w:cs="Source Sans Pro"/>
+          <w:color w:val="000000"/>
+          <w:sz w:val="19"/>
+          <w:szCs w:val="19"/>
+        </w:rPr>
+        <w:t>Developed automated vulnerability assessment pipeline integrating Nessus and OpenVAS APIs in Python, generating audit-ready CVE reports with EPSS context from FIRST.org API and CVSS severity classification.</w:t>
       </w:r>
     </w:p>
     <w:p>
@@ -707,16 +707,16 @@
           <w:ilvl w:val="0"/>
           <w:numId w:val="2"/>
         </w:numPr>
-        <w:spacing w:before="13" w:after="30"/>
-      </w:pPr>
-      <w:r>
-        <w:rPr>
-          <w:rFonts w:ascii="Source Sans Pro" w:eastAsia="Source Sans Pro" w:hAnsi="Source Sans Pro" w:cs="Source Sans Pro"/>
-          <w:color w:val="000000"/>
-          <w:sz w:val="19"/>
-          <w:szCs w:val="19"/>
-        </w:rPr>
-        <w:t>Developed OWASP Top 10 automated web checker using Python, detecting injection, auth, and SSRF vulnerabilities, documenting SQL injection remediation.</w:t>
+        <w:spacing w:before="13" w:after="23"/>
+      </w:pPr>
+      <w:r>
+        <w:rPr>
+          <w:rFonts w:ascii="Source Sans Pro" w:eastAsia="Source Sans Pro" w:hAnsi="Source Sans Pro" w:cs="Source Sans Pro"/>
+          <w:color w:val="000000"/>
+          <w:sz w:val="19"/>
+          <w:szCs w:val="19"/>
+        </w:rPr>
+        <w:t>Developed OWASP Top 10 automated compliance checker validating web app security controls against regulatory requirements, documenting vulnerability-to-remediation audit trails with SQL injection evidence and parameterised query fixes.</w:t>
       </w:r>
     </w:p>
     <w:p>
@@ -726,16 +726,16 @@
           <w:ilvl w:val="0"/>
           <w:numId w:val="2"/>
         </w:numPr>
-        <w:spacing w:before="13" w:after="30"/>
-      </w:pPr>
-      <w:r>
-        <w:rPr>
-          <w:rFonts w:ascii="Source Sans Pro" w:eastAsia="Source Sans Pro" w:hAnsi="Source Sans Pro" w:cs="Source Sans Pro"/>
-          <w:color w:val="000000"/>
-          <w:sz w:val="19"/>
-          <w:szCs w:val="19"/>
-        </w:rPr>
-        <w:t>Automated scan scheduling using Bash and cron, and built delta-scan logic to flag newly discovered CVEs and organize patch compliance (remediation tracking) tracking evidence using Nessus and OpenVAS.</w:t>
+        <w:spacing w:before="13" w:after="23"/>
+      </w:pPr>
+      <w:r>
+        <w:rPr>
+          <w:rFonts w:ascii="Source Sans Pro" w:eastAsia="Source Sans Pro" w:hAnsi="Source Sans Pro" w:cs="Source Sans Pro"/>
+          <w:color w:val="000000"/>
+          <w:sz w:val="19"/>
+          <w:szCs w:val="19"/>
+        </w:rPr>
+        <w:t>Automated compliance scan scheduling via Bash and cron; built delta-scan logic to track remediation progress and organize audit evidence for patch compliance (remediation tracking) review.</w:t>
       </w:r>
     </w:p>
     <w:p>
@@ -743,7 +743,7 @@
         <w:pBdr>
           <w:bottom w:val="single" w:sz="6" w:space="1" w:color="000000"/>
         </w:pBdr>
-        <w:spacing w:before="20" w:after="20"/>
+        <w:spacing w:before="13" w:after="13"/>
         <w:rPr>
           <w:rFonts w:ascii="Source Sans Pro" w:eastAsia="Source Sans Pro" w:hAnsi="Source Sans Pro" w:cs="Source Sans Pro"/>
           <w:b/>
@@ -759,7 +759,7 @@
         <w:pBdr>
           <w:bottom w:val="single" w:sz="6" w:space="1" w:color="000000"/>
         </w:pBdr>
-        <w:spacing w:before="99" w:after="0"/>
+        <w:spacing w:before="70" w:after="0"/>
       </w:pPr>
       <w:r>
         <w:rPr>
@@ -775,7 +775,7 @@
     </w:p>
     <w:p>
       <w:pPr>
-        <w:spacing w:before="44" w:after="44"/>
+        <w:spacing w:before="37" w:after="37"/>
       </w:pPr>
       <w:r>
         <w:rPr>
@@ -797,7 +797,7 @@
     </w:p>
     <w:p>
       <w:pPr>
-        <w:spacing w:before="44" w:after="44"/>
+        <w:spacing w:before="37" w:after="37"/>
       </w:pPr>
       <w:r>
         <w:rPr>
@@ -819,7 +819,7 @@
     </w:p>
     <w:p>
       <w:pPr>
-        <w:spacing w:before="44" w:after="44"/>
+        <w:spacing w:before="37" w:after="37"/>
       </w:pPr>
       <w:r>
         <w:rPr>
@@ -841,7 +841,7 @@
     </w:p>
     <w:p>
       <w:pPr>
-        <w:spacing w:before="44" w:after="44"/>
+        <w:spacing w:before="37" w:after="37"/>
       </w:pPr>
       <w:r>
         <w:rPr>
@@ -863,7 +863,7 @@
     </w:p>
     <w:p>
       <w:pPr>
-        <w:spacing w:before="44" w:after="44"/>
+        <w:spacing w:before="37" w:after="37"/>
       </w:pPr>
       <w:r>
         <w:rPr>
@@ -888,7 +888,7 @@
         <w:pBdr>
           <w:bottom w:val="single" w:sz="6" w:space="1" w:color="000000"/>
         </w:pBdr>
-        <w:spacing w:before="20" w:after="20"/>
+        <w:spacing w:before="13" w:after="13"/>
         <w:rPr>
           <w:rFonts w:ascii="Source Sans Pro" w:eastAsia="Source Sans Pro" w:hAnsi="Source Sans Pro" w:cs="Source Sans Pro"/>
           <w:b/>
@@ -904,7 +904,7 @@
         <w:pBdr>
           <w:bottom w:val="single" w:sz="6" w:space="1" w:color="000000"/>
         </w:pBdr>
-        <w:spacing w:before="99" w:after="0"/>
+        <w:spacing w:before="70" w:after="0"/>
       </w:pPr>
       <w:r>
         <w:rPr>
@@ -925,7 +925,7 @@
           <w:ilvl w:val="0"/>
           <w:numId w:val="2"/>
         </w:numPr>
-        <w:spacing w:before="13" w:after="30"/>
+        <w:spacing w:before="13" w:after="23"/>
       </w:pPr>
       <w:r>
         <w:rPr>
@@ -944,7 +944,7 @@
           <w:ilvl w:val="0"/>
           <w:numId w:val="2"/>
         </w:numPr>
-        <w:spacing w:before="13" w:after="30"/>
+        <w:spacing w:before="13" w:after="23"/>
       </w:pPr>
       <w:r>
         <w:rPr>
